--- a/docs/deliverables/下午班-08组-WEMOVE-SPORTS-项目需求文档-v0.5.docx
+++ b/docs/deliverables/下午班-08组-WEMOVE-SPORTS-项目需求文档-v0.5.docx
@@ -6133,7 +6133,17 @@
     </w:p>
     <w:p>
       <w:r>
-        <w:t xml:space="preserve">已整合 main </w:t>
+        <w:t xml:space="preserve">提交 </w:t>
+      </w:r>
+      <w:r>
+        <w:rPr>
+          <w:rFonts w:ascii="Consolas" w:hAnsi="Consolas"/>
+          <w:sz w:val="18"/>
+        </w:rPr>
+        <w:t>f3c074f</w:t>
+      </w:r>
+      <w:r>
+        <w:t xml:space="preserve"> 已包含 main </w:t>
       </w:r>
       <w:r>
         <w:rPr>
@@ -6143,17 +6153,18 @@
         <w:t>5642da2</w:t>
       </w:r>
       <w:r>
-        <w:t xml:space="preserve">，包括操作手册双方内容；功能版本为 </w:t>
+        <w:t xml:space="preserve"> 及操作手册双方内容。</w:t>
       </w:r>
+      <w:hyperlink r:id="rId10">
+        <w:r>
+          <w:rPr>
+            <w:color w:val="245578"/>
+          </w:rPr>
+          <w:t>CI #54</w:t>
+        </w:r>
+      </w:hyperlink>
       <w:r>
-        <w:rPr>
-          <w:rFonts w:ascii="Consolas" w:hAnsi="Consolas"/>
-          <w:sz w:val="18"/>
-        </w:rPr>
-        <w:t>4fe2169</w:t>
-      </w:r>
-      <w:r>
-        <w:t>，后续材料归档不改写原始作者。PR #10 尚未合并，最终提交须查看对应 CI，不能沿用开发分支 CI #44。</w:t>
+        <w:t xml:space="preserve"> 对整合代码树验证通过：110 项单元测试、169 项集成测试、70 项浏览器与性能检查，以及生产启动、扫描和恢复检查。PR #10 仍为草稿、尚未合并；历史作者与贡献记录保留原事实。测试报告分别记录最终复核与 CI #51 归档样本，不能沿用开发分支 CI #44 作为整合结论。</w:t>
       </w:r>
     </w:p>
     <w:tbl>
@@ -6555,17 +6566,29 @@
     </w:p>
     <w:p>
       <w:r>
-        <w:t xml:space="preserve">完整原始规格映射见仓库 </w:t>
+        <w:t xml:space="preserve">原始规格逐项映射见 </w:t>
       </w:r>
+      <w:hyperlink r:id="rId11">
+        <w:r>
+          <w:rPr>
+            <w:color w:val="245578"/>
+          </w:rPr>
+          <w:t>最终需求矩阵</w:t>
+        </w:r>
+      </w:hyperlink>
       <w:r>
-        <w:rPr>
-          <w:rFonts w:ascii="Consolas" w:hAnsi="Consolas"/>
-          <w:sz w:val="18"/>
-        </w:rPr>
-        <w:t>docs/plans/final-requirements-verification-20260907.md</w:t>
+        <w:t xml:space="preserve">，测试数字、100 用户负载和未验收项见 </w:t>
       </w:r>
+      <w:hyperlink r:id="rId12">
+        <w:r>
+          <w:rPr>
+            <w:color w:val="245578"/>
+          </w:rPr>
+          <w:t>系统测试报告</w:t>
+        </w:r>
+      </w:hyperlink>
       <w:r>
-        <w:t>；当前验证数字、100 用户负载及实际未验收项见系统测试报告。已具备代码和自动化证据不等于已完成真实商户或公网生产上线。</w:t>
+        <w:t>。自动化通过不代表真实商户或公网生产已验收。</w:t>
       </w:r>
     </w:p>
     <w:p>
@@ -6578,22 +6601,23 @@
     </w:p>
     <w:p>
       <w:r>
-        <w:t>每条 P0 需求至少关联一个 Issue/PR、一个责任人和一个可复核证据（自动化测试、截图、录屏或会议验收记录）。缺陷按“发现—负责人—修复提交—复测结果”闭环。最终测试报告应覆盖：正常路径、参数边界、未登录、角色越权、跨企业访问、重复令牌、限流、移动端兼容和构建部署。</w:t>
+        <w:t>每条 P0 需求关联责任人、Issue/PR 和可复核证据。缺陷记录负责人、修复提交及复测结果。测试覆盖正常路径、参数边界、未登录、角色越权、跨企业访问、重复令牌、限流、移动端兼容和构建部署。</w:t>
       </w:r>
     </w:p>
     <w:p>
       <w:r>
-        <w:t xml:space="preserve">课程最终交付包含：每人独立 Web 开发技术现状报告、进度计划、正式会议纪要、需求文档、测试报告、项目汇报 PPT、源代码和工作量占比表。会议纪要必须是结构化记录，不能用聊天截图代替；工作量比例应依据合并提交、评审、测试、文档和现场贡献在结项时确认，本轮计划比例见 </w:t>
+        <w:t>课程交付包括个人 Web 技术现状报告、进度计划、正式会议纪要、需求、测试报告、项目汇报 PPT、源代码和工作量表。会议纪要采用结构化记录。工作量按实际代码、评审、测试、文档和现场贡献确认；</w:t>
       </w:r>
+      <w:hyperlink r:id="rId13">
+        <w:r>
+          <w:rPr>
+            <w:color w:val="245578"/>
+          </w:rPr>
+          <w:t>工作量报告</w:t>
+        </w:r>
+      </w:hyperlink>
       <w:r>
-        <w:rPr>
-          <w:rFonts w:ascii="Consolas" w:hAnsi="Consolas"/>
-          <w:sz w:val="18"/>
-        </w:rPr>
-        <w:t>plans/workload-current.md</w:t>
-      </w:r>
-      <w:r>
-        <w:t>，其 25%、18.75% 是承接任务分配而非已验收贡献。</w:t>
+        <w:t xml:space="preserve"> 中的 25% 与 18.75% 为计划分配。</w:t>
       </w:r>
     </w:p>
     <w:p>
@@ -6735,7 +6759,7 @@
               <w:rPr>
                 <w:sz w:val="20"/>
               </w:rPr>
-              <w:t>课程展示与生产验收混淆</w:t>
+              <w:t>课程与生产验收混淆</w:t>
             </w:r>
           </w:p>
         </w:tc>
@@ -6759,7 +6783,7 @@
               <w:rPr>
                 <w:sz w:val="20"/>
               </w:rPr>
-              <w:t>把样例或实验结论说成生产承诺</w:t>
+              <w:t>样例被当作生产承诺</w:t>
             </w:r>
           </w:p>
         </w:tc>
@@ -6782,7 +6806,7 @@
               <w:rPr>
                 <w:sz w:val="20"/>
               </w:rPr>
-              <w:t>以完整功能链路展示，明确测试数据、DEMO 支付和真实资源边界</w:t>
+              <w:t>明确测试数据、DEMO 支付和外部条件</w:t>
             </w:r>
           </w:p>
         </w:tc>
@@ -6811,7 +6835,7 @@
               <w:rPr>
                 <w:sz w:val="20"/>
               </w:rPr>
-              <w:t>当前站 HTTPS 不可用</w:t>
+              <w:t>原站 HTTPS 待复核</w:t>
             </w:r>
           </w:p>
         </w:tc>
@@ -6829,13 +6853,12 @@
           <w:p>
             <w:pPr>
               <w:spacing w:line="276" w:lineRule="auto" w:after="20"/>
-              <w:jc w:val="center"/>
             </w:pPr>
             <w:r>
               <w:rPr>
                 <w:sz w:val="20"/>
               </w:rPr>
-              <w:t>上线安全与 SEO 风险</w:t>
+              <w:t>9 月 6 日握手失败影响安全与 SEO</w:t>
             </w:r>
           </w:p>
         </w:tc>
@@ -6858,7 +6881,7 @@
               <w:rPr>
                 <w:sz w:val="20"/>
               </w:rPr>
-              <w:t>上线前修复证书、全站 301、混合内容和 sitemap</w:t>
+              <w:t>切换前检查证书、301、混合内容及 sitemap</w:t>
             </w:r>
           </w:p>
         </w:tc>
@@ -6881,12 +6904,13 @@
           <w:p>
             <w:pPr>
               <w:spacing w:line="276" w:lineRule="auto" w:after="20"/>
+              <w:jc w:val="center"/>
             </w:pPr>
             <w:r>
               <w:rPr>
                 <w:sz w:val="20"/>
               </w:rPr>
-              <w:t>分支并行修改共享 Schema</w:t>
+              <w:t>并行修改 Schema</w:t>
             </w:r>
           </w:p>
         </w:tc>
@@ -6933,7 +6957,7 @@
               <w:rPr>
                 <w:sz w:val="20"/>
               </w:rPr>
-              <w:t>Schema 变更先开会，独立迁移，逐个 PR 合并</w:t>
+              <w:t>先约定模型，独立迁移，逐个 PR 合并</w:t>
             </w:r>
           </w:p>
         </w:tc>
@@ -6956,12 +6980,88 @@
           <w:p>
             <w:pPr>
               <w:spacing w:line="276" w:lineRule="auto" w:after="20"/>
+              <w:jc w:val="center"/>
             </w:pPr>
             <w:r>
               <w:rPr>
                 <w:sz w:val="20"/>
               </w:rPr>
-              <w:t>Redis/SMTP 在开发环境可降级</w:t>
+              <w:t>开发依赖降级</w:t>
+            </w:r>
+          </w:p>
+        </w:tc>
+        <w:tc>
+          <w:tcPr>
+            <w:tcW w:type="dxa" w:w="3388"/>
+            <w:vAlign w:val="center"/>
+            <w:tcMar>
+              <w:top w:w="85" w:type="dxa"/>
+              <w:bottom w:w="85" w:type="dxa"/>
+              <w:left w:w="85" w:type="dxa"/>
+              <w:right w:w="85" w:type="dxa"/>
+            </w:tcMar>
+          </w:tcPr>
+          <w:p>
+            <w:pPr>
+              <w:spacing w:line="276" w:lineRule="auto" w:after="20"/>
+            </w:pPr>
+            <w:r>
+              <w:rPr>
+                <w:sz w:val="20"/>
+              </w:rPr>
+              <w:t>遗漏 Redis/SMTP 生产问题</w:t>
+            </w:r>
+          </w:p>
+        </w:tc>
+        <w:tc>
+          <w:tcPr>
+            <w:tcW w:type="dxa" w:w="3953"/>
+            <w:vAlign w:val="center"/>
+            <w:tcMar>
+              <w:top w:w="85" w:type="dxa"/>
+              <w:bottom w:w="85" w:type="dxa"/>
+              <w:left w:w="85" w:type="dxa"/>
+              <w:right w:w="85" w:type="dxa"/>
+            </w:tcMar>
+          </w:tcPr>
+          <w:p>
+            <w:pPr>
+              <w:spacing w:line="276" w:lineRule="auto" w:after="20"/>
+            </w:pPr>
+            <w:r>
+              <w:rPr>
+                <w:sz w:val="20"/>
+              </w:rPr>
+              <w:t>生产启动强制配置，CI 启用真实依赖</w:t>
+            </w:r>
+          </w:p>
+        </w:tc>
+      </w:tr>
+      <w:tr>
+        <w:trPr>
+          <w:cantSplit/>
+        </w:trPr>
+        <w:tc>
+          <w:tcPr>
+            <w:tcW w:type="dxa" w:w="2070"/>
+            <w:vAlign w:val="center"/>
+            <w:tcMar>
+              <w:top w:w="85" w:type="dxa"/>
+              <w:bottom w:w="85" w:type="dxa"/>
+              <w:left w:w="85" w:type="dxa"/>
+              <w:right w:w="85" w:type="dxa"/>
+            </w:tcMar>
+          </w:tcPr>
+          <w:p>
+            <w:pPr>
+              <w:spacing w:line="276" w:lineRule="auto" w:after="20"/>
+              <w:jc w:val="center"/>
+            </w:pPr>
+            <w:r>
+              <w:rPr>
+                <w:sz w:val="20"/>
+              </w:rPr>
+              <w:t>开发工具更新</w:t>
             </w:r>
           </w:p>
         </w:tc>
@@ -6985,7 +7085,7 @@
               <w:rPr>
                 <w:sz w:val="20"/>
               </w:rPr>
-              <w:t>测试遗漏生产依赖</w:t>
+              <w:t>影响供应链与迁移稳定性</w:t>
             </w:r>
           </w:p>
         </w:tc>
@@ -7008,82 +7108,7 @@
               <w:rPr>
                 <w:sz w:val="20"/>
               </w:rPr>
-              <w:t>生产启动校验强制配置；CI/测试环境启用依赖</w:t>
-            </w:r>
-          </w:p>
-        </w:tc>
-      </w:tr>
-      <w:tr>
-        <w:trPr>
-          <w:cantSplit/>
-        </w:trPr>
-        <w:tc>
-          <w:tcPr>
-            <w:tcW w:type="dxa" w:w="2070"/>
-            <w:vAlign w:val="center"/>
-            <w:tcMar>
-              <w:top w:w="85" w:type="dxa"/>
-              <w:bottom w:w="85" w:type="dxa"/>
-              <w:left w:w="85" w:type="dxa"/>
-              <w:right w:w="85" w:type="dxa"/>
-            </w:tcMar>
-          </w:tcPr>
-          <w:p>
-            <w:pPr>
-              <w:spacing w:line="276" w:lineRule="auto" w:after="20"/>
-            </w:pPr>
-            <w:r>
-              <w:rPr>
-                <w:sz w:val="20"/>
-              </w:rPr>
-              <w:t>Prisma 开发工具依赖审计告警</w:t>
-            </w:r>
-          </w:p>
-        </w:tc>
-        <w:tc>
-          <w:tcPr>
-            <w:tcW w:type="dxa" w:w="3388"/>
-            <w:vAlign w:val="center"/>
-            <w:tcMar>
-              <w:top w:w="85" w:type="dxa"/>
-              <w:bottom w:w="85" w:type="dxa"/>
-              <w:left w:w="85" w:type="dxa"/>
-              <w:right w:w="85" w:type="dxa"/>
-            </w:tcMar>
-          </w:tcPr>
-          <w:p>
-            <w:pPr>
-              <w:spacing w:line="276" w:lineRule="auto" w:after="20"/>
-              <w:jc w:val="center"/>
-            </w:pPr>
-            <w:r>
-              <w:rPr>
-                <w:sz w:val="20"/>
-              </w:rPr>
-              <w:t>供应链/稳定性风险</w:t>
-            </w:r>
-          </w:p>
-        </w:tc>
-        <w:tc>
-          <w:tcPr>
-            <w:tcW w:type="dxa" w:w="3953"/>
-            <w:vAlign w:val="center"/>
-            <w:tcMar>
-              <w:top w:w="85" w:type="dxa"/>
-              <w:bottom w:w="85" w:type="dxa"/>
-              <w:left w:w="85" w:type="dxa"/>
-              <w:right w:w="85" w:type="dxa"/>
-            </w:tcMar>
-          </w:tcPr>
-          <w:p>
-            <w:pPr>
-              <w:spacing w:line="276" w:lineRule="auto" w:after="20"/>
-            </w:pPr>
-            <w:r>
-              <w:rPr>
-                <w:sz w:val="20"/>
-              </w:rPr>
-              <w:t>跟踪官方修复，升级前由 C/E 验证迁移与生成流程</w:t>
+              <w:t>跟踪修复，升级前验证迁移和生成流程</w:t>
             </w:r>
           </w:p>
         </w:tc>
@@ -7709,7 +7734,7 @@
               <w:rPr>
                 <w:sz w:val="19"/>
               </w:rPr>
-              <w:t>同步全组功能补齐、四门户交付与真实外部条件；按材料检查和网站展示组织项目汇报</w:t>
+              <w:t>同步全组功能补齐、四门户交付、CI #54 验证基线与真实外部验收条件</w:t>
             </w:r>
           </w:p>
         </w:tc>

--- a/docs/deliverables/下午班-08组-WEMOVE-SPORTS-项目需求文档-v0.5.docx
+++ b/docs/deliverables/下午班-08组-WEMOVE-SPORTS-项目需求文档-v0.5.docx
@@ -6606,7 +6606,7 @@
     </w:p>
     <w:p>
       <w:r>
-        <w:t>课程交付包括个人 Web 技术现状报告、进度计划、正式会议纪要、需求、测试报告、项目汇报 PPT、源代码和工作量表。会议纪要采用结构化记录。工作量按实际代码、评审、测试、文档和现场贡献确认；</w:t>
+        <w:t>课程交付包括个人 Web 技术现状报告、进度计划、正式会议纪要、需求、测试报告、项目汇报 PPT、源代码和工作量表。会议纪要采用结构化记录。工作量采用组长确认的占比：甘文韬 25%，其余四人各 18.75%，合计 100%；课程提交统一采用</w:t>
       </w:r>
       <w:hyperlink r:id="rId13">
         <w:r>
@@ -6617,7 +6617,7 @@
         </w:r>
       </w:hyperlink>
       <w:r>
-        <w:t xml:space="preserve"> 中的 25% 与 18.75% 为计划分配。</w:t>
+        <w:t>中的比例，不按实际工时重新折算。</w:t>
       </w:r>
     </w:p>
     <w:p>

--- a/docs/deliverables/下午班-08组-WEMOVE-SPORTS-项目需求文档-v0.5.docx
+++ b/docs/deliverables/下午班-08组-WEMOVE-SPORTS-项目需求文档-v0.5.docx
@@ -6606,7 +6606,7 @@
     </w:p>
     <w:p>
       <w:r>
-        <w:t>课程交付包括个人 Web 技术现状报告、进度计划、正式会议纪要、需求、测试报告、项目汇报 PPT、源代码和工作量表。会议纪要采用结构化记录。工作量采用组长确认的占比：甘文韬 25%，其余四人各 18.75%，合计 100%；课程提交统一采用</w:t>
+        <w:t>课程交付包括个人 Web 技术现状报告、进度计划、正式会议纪要、需求、测试报告、项目汇报 PPT、源代码和工作量表。会议纪要采用结构化记录。项目实际工作量占比为甘文韬 25%，其余四人各 18.75%，合计 100%；实际职责分配见</w:t>
       </w:r>
       <w:hyperlink r:id="rId13">
         <w:r>
@@ -6617,7 +6617,7 @@
         </w:r>
       </w:hyperlink>
       <w:r>
-        <w:t>中的比例，不按实际工时重新折算。</w:t>
+        <w:t>。</w:t>
       </w:r>
     </w:p>
     <w:p>

--- a/docs/deliverables/下午班-08组-WEMOVE-SPORTS-项目需求文档-v0.5.docx
+++ b/docs/deliverables/下午班-08组-WEMOVE-SPORTS-项目需求文档-v0.5.docx
@@ -2929,10 +2929,7 @@
               <w:jc w:val="center"/>
             </w:pPr>
             <w:r>
-              <w:rPr>
-                <w:sz w:val="19"/>
-              </w:rPr>
-              <w:t>登录、当前用户与登出</w:t>
+              <w:t>统一登录、当前用户与登出</w:t>
             </w:r>
           </w:p>
         </w:tc>
@@ -2953,9 +2950,13 @@
             </w:pPr>
             <w:r>
               <w:rPr>
-                <w:sz w:val="19"/>
+                <w:rFonts w:ascii="Consolas" w:hAnsi="Consolas"/>
+                <w:sz w:val="18"/>
               </w:rPr>
-              <w:t>密码错误统一提示；JWT 有唯一标识；登出后持久会话撤销生效，下一请求拒绝旧会话</w:t>
+              <w:t>/login</w:t>
+            </w:r>
+            <w:r>
+              <w:t xml:space="preserve"> 按账号身份分流；错误提示一致；JWT 有唯一标识；登出撤销旧会话，下一请求拒绝</w:t>
             </w:r>
           </w:p>
         </w:tc>
@@ -3262,6 +3263,65 @@
         </w:tc>
       </w:tr>
     </w:tbl>
+    <w:p>
+      <w:pPr>
+        <w:keepLines/>
+        <w:spacing w:before="120"/>
+      </w:pPr>
+      <w:r>
+        <w:t xml:space="preserve">认证入口统一为 </w:t>
+      </w:r>
+      <w:r>
+        <w:rPr>
+          <w:rFonts w:ascii="Consolas" w:hAnsi="Consolas"/>
+          <w:sz w:val="18"/>
+        </w:rPr>
+        <w:t>/login</w:t>
+      </w:r>
+      <w:r>
+        <w:t xml:space="preserve">：消费者进入账户中心，经销商进入企业目录（必要时先完成条款或 MFA），员工完成 MFA 后进入后台。原 </w:t>
+      </w:r>
+      <w:r>
+        <w:rPr>
+          <w:rFonts w:ascii="Consolas" w:hAnsi="Consolas"/>
+          <w:sz w:val="18"/>
+        </w:rPr>
+        <w:t>/customer/login</w:t>
+      </w:r>
+      <w:r>
+        <w:t>、</w:t>
+      </w:r>
+      <w:r>
+        <w:rPr>
+          <w:rFonts w:ascii="Consolas" w:hAnsi="Consolas"/>
+          <w:sz w:val="18"/>
+        </w:rPr>
+        <w:t>/dealer/login</w:t>
+      </w:r>
+      <w:r>
+        <w:t>、</w:t>
+      </w:r>
+      <w:r>
+        <w:rPr>
+          <w:rFonts w:ascii="Consolas" w:hAnsi="Consolas"/>
+          <w:sz w:val="18"/>
+        </w:rPr>
+        <w:t>/admin/login</w:t>
+      </w:r>
+      <w:r>
+        <w:t xml:space="preserve"> 兼容跳转；未登录时，移动导航仍保留“账号”和“经销商登录”。用户与员工分表、服务端权限隔离保持不变，</w:t>
+      </w:r>
+      <w:r>
+        <w:rPr>
+          <w:rFonts w:ascii="Consolas" w:hAnsi="Consolas"/>
+          <w:sz w:val="18"/>
+        </w:rPr>
+        <w:t>next</w:t>
+      </w:r>
+      <w:r>
+        <w:t xml:space="preserve"> 只接受当前身份允许的站内路径，切换身份清理当前浏览器旧身份登录凭据。</w:t>
+      </w:r>
+    </w:p>
     <w:p>
       <w:pPr>
         <w:spacing w:after="40"/>
